--- a/testakten/starug-schutzschirm-grossbach-druckguss-erfurt/docx/anfechtungsklage_friedhelm_grossbach.docx
+++ b/testakten/starug-schutzschirm-grossbach-druckguss-erfurt/docx/anfechtungsklage_friedhelm_grossbach.docx
@@ -5,21 +5,29 @@
     <w:p>
       <w:pPr>
         <w:pStyle w:val="Heading1"/>
+        <w:spacing w:after="160" w:line="259" w:lineRule="auto"/>
         <w:jc w:val="center"/>
       </w:pPr>
       <w:r>
+        <w:rPr>
+          <w:rFonts w:ascii="Times New Roman" w:hAnsi="Times New Roman"/>
+          <w:b/>
+          <w:sz w:val="28"/>
+        </w:rPr>
         <w:t xml:space="preserve">DROSSELBERG &amp; PARTNER INSOLVENZRECHT</w:t>
       </w:r>
     </w:p>
     <w:p>
       <w:pPr>
-        <w:spacing w:after="600"/>
+        <w:spacing w:after="60" w:before="120" w:line="259" w:lineRule="auto"/>
         <w:jc w:val="center"/>
       </w:pPr>
       <w:r>
         <w:rPr>
+          <w:rFonts w:ascii="Times New Roman" w:hAnsi="Times New Roman"/>
+          <w:b/>
           <w:color w:val="7A7974"/>
-          <w:sz w:val="20"/>
+          <w:sz w:val="22"/>
           <w:szCs w:val="20"/>
         </w:rPr>
         <w:t xml:space="preserve">Juri-Gagarin-Ring 55 | 99084 Erfurt | Tel.: 0361/430 87-0</w:t>
@@ -27,7 +35,7 @@
     </w:p>
     <w:p>
       <w:pPr>
-        <w:spacing w:after="600"/>
+        <w:spacing w:after="600" w:line="259" w:lineRule="auto"/>
       </w:pPr>
       <w:r>
         <w:t xml:space="preserve">An das
@@ -39,32 +47,38 @@
     </w:p>
     <w:p>
       <w:pPr>
-        <w:spacing w:after="400"/>
+        <w:spacing w:after="60" w:before="120" w:line="259" w:lineRule="auto"/>
         <w:jc w:val="right"/>
       </w:pPr>
       <w:r>
         <w:rPr>
+          <w:rFonts w:ascii="Times New Roman" w:hAnsi="Times New Roman"/>
+          <w:b/>
           <w:i/>
           <w:iCs/>
+          <w:sz w:val="22"/>
         </w:rPr>
         <w:t xml:space="preserve">Erfurt, 15. Juli 2026</w:t>
       </w:r>
     </w:p>
     <w:p>
       <w:pPr>
-        <w:spacing w:after="200"/>
-      </w:pPr>
-      <w:r>
-        <w:rPr>
-          <w:b/>
+        <w:spacing w:after="60" w:before="120" w:line="259" w:lineRule="auto"/>
+      </w:pPr>
+      <w:r>
+        <w:rPr>
+          <w:rFonts w:ascii="Times New Roman" w:hAnsi="Times New Roman"/>
+          <w:b w:val="0"/>
           <w:bCs/>
+          <w:i w:val="0"/>
+          <w:sz w:val="22"/>
         </w:rPr>
         <w:t xml:space="preserve">Aktenzeichen: 3 O 116/26</w:t>
       </w:r>
     </w:p>
     <w:p>
       <w:pPr>
-        <w:spacing w:after="600"/>
+        <w:spacing w:after="600" w:line="259" w:lineRule="auto"/>
       </w:pPr>
       <w:r>
         <w:t xml:space="preserve">Kläger: Dr. Henrik Sonnenschein, als vorläufiger Sachwalter / Insolvenzverwalter im Schutzschirmverfahren 203 IN 71/26 SA, handelnd für die Insolvenzmasse der Großbach Druckguss &amp; Präzision GmbH &amp; Co. KG
@@ -76,22 +90,30 @@
     <w:p>
       <w:pPr>
         <w:pStyle w:val="Heading2"/>
-        <w:spacing w:after="200"/>
+        <w:spacing w:after="60" w:before="120" w:line="259" w:lineRule="auto"/>
         <w:jc w:val="center"/>
       </w:pPr>
       <w:r>
+        <w:rPr>
+          <w:rFonts w:ascii="Times New Roman" w:hAnsi="Times New Roman"/>
+          <w:b/>
+          <w:sz w:val="22"/>
+        </w:rPr>
         <w:t xml:space="preserve">ANFECHTUNGSKLAGE</w:t>
       </w:r>
     </w:p>
     <w:p>
       <w:pPr>
-        <w:spacing w:after="600"/>
+        <w:spacing w:after="60" w:before="120" w:line="259" w:lineRule="auto"/>
         <w:jc w:val="center"/>
       </w:pPr>
       <w:r>
         <w:rPr>
+          <w:rFonts w:ascii="Times New Roman" w:hAnsi="Times New Roman"/>
+          <w:b/>
           <w:i/>
           <w:iCs/>
+          <w:sz w:val="22"/>
         </w:rPr>
         <w:t xml:space="preserve">gemäß §§ 129, 133 Abs. 1, 135 Abs. 1 Nr. 2 InsO</w:t>
       </w:r>
@@ -99,7 +121,7 @@
     <w:p>
       <w:pPr>
         <w:pStyle w:val="Heading3"/>
-        <w:spacing w:after="200"/>
+        <w:spacing w:after="200" w:line="259" w:lineRule="auto"/>
       </w:pPr>
       <w:r>
         <w:t xml:space="preserve">I. Antrag</w:t>
@@ -107,7 +129,7 @@
     </w:p>
     <w:p>
       <w:pPr>
-        <w:spacing w:after="400"/>
+        <w:spacing w:after="400" w:line="259" w:lineRule="auto"/>
       </w:pPr>
       <w:r>
         <w:t xml:space="preserve">Der Kläger beantragt: Der Beklagte wird verurteilt, an den Kläger EUR 380.000,00 (in Worten: dreihundertachtzigtausend Euro) nebst Zinsen in Höhe von 5 Prozentpunkten über dem Basiszinssatz seit dem 18. Januar 2026 zu zahlen.</w:t>
@@ -116,7 +138,7 @@
     <w:p>
       <w:pPr>
         <w:pStyle w:val="Heading3"/>
-        <w:spacing w:after="200"/>
+        <w:spacing w:after="200" w:line="259" w:lineRule="auto"/>
       </w:pPr>
       <w:r>
         <w:t xml:space="preserve">II. Sachverhalt</w:t>
@@ -124,7 +146,7 @@
     </w:p>
     <w:p>
       <w:pPr>
-        <w:spacing w:after="400"/>
+        <w:spacing w:after="400" w:line="259" w:lineRule="auto"/>
       </w:pPr>
       <w:r>
         <w:t xml:space="preserve">Der Beklagte Friedhelm Großbach ist Kommanditist der Schuldnerin sowie bis zum Jahr 2022 alleiniger Geschäftsführer der Komplementär-GmbH. Am 4. September 2020 gewährte der Beklagte der Schuldnerin ein Darlehen in Höhe von EUR 600.000,00 (Darlehensvertrag, Anlage K 1). Dieses Darlehen wäre vertraglich zum 31. Dezember 2025 zurückzuzahlen gewesen. Tatsächlich wurde am 18. Januar 2026 ein Teilbetrag von EUR 380.000,00 durch die Schuldnerin an den Beklagten überwiesen (Kontoauszug Sparkasse Mittelthüringen, Anlage K 2). Zu diesem Zeitpunkt war die Schuldnerin bereits drohend zahlungsunfähig, wie sich aus der beigefügten Liquiditätsanalyse ergibt (Anlage K 3). Der Schutzschirmantrag wurde am 5. Mai 2026 gestellt.</w:t>
@@ -133,7 +155,7 @@
     <w:p>
       <w:pPr>
         <w:pStyle w:val="Heading3"/>
-        <w:spacing w:after="200"/>
+        <w:spacing w:after="200" w:line="259" w:lineRule="auto"/>
       </w:pPr>
       <w:r>
         <w:t xml:space="preserve">III. Rechtliche Würdigung</w:t>
@@ -141,7 +163,7 @@
     </w:p>
     <w:p>
       <w:pPr>
-        <w:spacing w:after="400"/>
+        <w:spacing w:after="400" w:line="259" w:lineRule="auto"/>
       </w:pPr>
       <w:r>
         <w:t xml:space="preserve">1. Die Rückzahlung ist anfechtbar gemäß § 135 Abs. 1 Nr. 2 InsO, da sie innerhalb der 12-Monats-Frist vor Insolvenzantragstellung erfolgte und es sich um eine Befriedigung einer Gesellschafterdarlehens-Forderung handelt. Dies ist ein objektiver Anfechtungstatbestand ohne Erfordernis subjektiver Voraussetzungen.
@@ -151,7 +173,7 @@
     <w:p>
       <w:pPr>
         <w:pStyle w:val="Heading3"/>
-        <w:spacing w:after="200"/>
+        <w:spacing w:after="200" w:line="259" w:lineRule="auto"/>
       </w:pPr>
       <w:r>
         <w:t xml:space="preserve">IV. Anlagen</w:t>
@@ -159,7 +181,7 @@
     </w:p>
     <w:p>
       <w:pPr>
-        <w:spacing w:after="150"/>
+        <w:spacing w:after="150" w:line="259" w:lineRule="auto"/>
         <w:ind w:left="720"/>
       </w:pPr>
       <w:r>
@@ -168,7 +190,7 @@
     </w:p>
     <w:p>
       <w:pPr>
-        <w:spacing w:after="150"/>
+        <w:spacing w:after="150" w:line="259" w:lineRule="auto"/>
         <w:ind w:left="720"/>
       </w:pPr>
       <w:r>
@@ -177,7 +199,7 @@
     </w:p>
     <w:p>
       <w:pPr>
-        <w:spacing w:after="150"/>
+        <w:spacing w:after="150" w:line="259" w:lineRule="auto"/>
         <w:ind w:left="720"/>
       </w:pPr>
       <w:r>
@@ -186,7 +208,7 @@
     </w:p>
     <w:p>
       <w:pPr>
-        <w:spacing w:after="150"/>
+        <w:spacing w:after="150" w:line="259" w:lineRule="auto"/>
         <w:ind w:left="720"/>
       </w:pPr>
       <w:r>
@@ -195,7 +217,7 @@
     </w:p>
     <w:p>
       <w:pPr>
-        <w:spacing w:after="150"/>
+        <w:spacing w:after="150" w:line="259" w:lineRule="auto"/>
         <w:ind w:left="720"/>
       </w:pPr>
       <w:r>
@@ -204,7 +226,7 @@
     </w:p>
     <w:p>
       <w:pPr>
-        <w:spacing w:after="400" w:before="400"/>
+        <w:spacing w:after="400" w:before="400" w:line="259" w:lineRule="auto"/>
       </w:pPr>
       <w:r>
         <w:rPr>
@@ -216,7 +238,7 @@
     </w:p>
     <w:p>
       <w:pPr>
-        <w:spacing w:before="600"/>
+        <w:spacing w:before="600" w:line="259" w:lineRule="auto" w:after="60"/>
       </w:pPr>
       <w:r>
         <w:rPr>
@@ -227,13 +249,16 @@
       </w:r>
     </w:p>
     <w:p>
+      <w:pPr>
+        <w:spacing w:line="259" w:lineRule="auto" w:after="60"/>
+      </w:pPr>
       <w:r>
         <w:t xml:space="preserve">Drosselberg &amp; Partner Insolvenzrecht, Erfurt</w:t>
       </w:r>
     </w:p>
     <w:p>
       <w:pPr>
-        <w:spacing w:before="400"/>
+        <w:spacing w:before="400" w:line="259" w:lineRule="auto" w:after="60"/>
       </w:pPr>
       <w:r>
         <w:rPr>
@@ -245,8 +270,10 @@
       </w:r>
     </w:p>
     <w:sectPr>
+      <w:headerReference w:type="default" r:id="rId8"/>
+      <w:footerReference w:type="default" r:id="rId9"/>
       <w:pgSz w:w="11906" w:h="16838" w:orient="portrait"/>
-      <w:pgMar w:top="1440" w:right="1440" w:bottom="1440" w:left="1440" w:header="708" w:footer="708" w:gutter="0"/>
+      <w:pgMar w:top="1191" w:right="1247" w:bottom="1134" w:left="1361" w:header="708" w:footer="708" w:gutter="0"/>
       <w:pgNumType/>
       <w:docGrid w:linePitch="360"/>
     </w:sectPr>
@@ -295,6 +322,27 @@
 </w:endnotes>
 </file>
 
+<file path=word/footer1.xml><?xml version="1.0" encoding="utf-8"?>
+<w:ftr xmlns:m="http://schemas.openxmlformats.org/officeDocument/2006/math" xmlns:mc="http://schemas.openxmlformats.org/markup-compatibility/2006" xmlns:mo="http://schemas.microsoft.com/office/mac/office/2008/main" xmlns:mv="urn:schemas-microsoft-com:mac:vml" xmlns:o="urn:schemas-microsoft-com:office:office" xmlns:r="http://schemas.openxmlformats.org/officeDocument/2006/relationships" xmlns:v="urn:schemas-microsoft-com:vml" xmlns:w10="urn:schemas-microsoft-com:office:word" xmlns:w14="http://schemas.microsoft.com/office/word/2010/wordml" xmlns:w="http://schemas.openxmlformats.org/wordprocessingml/2006/main" xmlns:wne="http://schemas.microsoft.com/office/word/2006/wordml" xmlns:wp14="http://schemas.microsoft.com/office/word/2010/wordprocessingDrawing" xmlns:wp="http://schemas.openxmlformats.org/drawingml/2006/wordprocessingDrawing" xmlns:wpc="http://schemas.microsoft.com/office/word/2010/wordprocessingCanvas" xmlns:wpg="http://schemas.microsoft.com/office/word/2010/wordprocessingGroup" xmlns:wpi="http://schemas.microsoft.com/office/word/2010/wordprocessingInk" xmlns:wps="http://schemas.microsoft.com/office/word/2010/wordprocessingShape" mc:Ignorable="w14 wp14">
+  <w:p>
+    <w:pPr>
+      <w:pStyle w:val="Footer"/>
+      <w:jc w:val="left"/>
+    </w:pPr>
+    <w:r/>
+    <w:r>
+      <w:rPr>
+        <w:rFonts w:ascii="Times New Roman" w:hAnsi="Times New Roman"/>
+        <w:b w:val="0"/>
+        <w:color w:val="777777"/>
+        <w:sz w:val="17"/>
+      </w:rPr>
+      <w:t>Vertraulich | Bearbeitungsstand Juli 2026 | nur zur Aktenbearbeitung</w:t>
+    </w:r>
+  </w:p>
+</w:ftr>
+</file>
+
 <file path=word/footnotes.xml><?xml version="1.0" encoding="utf-8"?>
 <w:footnotes xmlns:wpc="http://schemas.microsoft.com/office/word/2010/wordprocessingCanvas" xmlns:mc="http://schemas.openxmlformats.org/markup-compatibility/2006" xmlns:o="urn:schemas-microsoft-com:office:office" xmlns:r="http://schemas.openxmlformats.org/officeDocument/2006/relationships" xmlns:m="http://schemas.openxmlformats.org/officeDocument/2006/math" xmlns:v="urn:schemas-microsoft-com:vml" xmlns:wp14="http://schemas.microsoft.com/office/word/2010/wordprocessingDrawing" xmlns:wp="http://schemas.openxmlformats.org/drawingml/2006/wordprocessingDrawing" xmlns:w10="urn:schemas-microsoft-com:office:word" xmlns:w="http://schemas.openxmlformats.org/wordprocessingml/2006/main" xmlns:w14="http://schemas.microsoft.com/office/word/2010/wordml" xmlns:w15="http://schemas.microsoft.com/office/word/2012/wordml" xmlns:wpg="http://schemas.microsoft.com/office/word/2010/wordprocessingGroup" xmlns:wpi="http://schemas.microsoft.com/office/word/2010/wordprocessingInk" xmlns:wne="http://schemas.microsoft.com/office/word/2006/wordml" xmlns:wps="http://schemas.microsoft.com/office/word/2010/wordprocessingShape" mc:Ignorable="w14 w15 wp14">
   <w:footnote w:type="separator" w:id="-1">
@@ -330,6 +378,28 @@
     </w:p>
   </w:footnote>
 </w:footnotes>
+</file>
+
+<file path=word/header1.xml><?xml version="1.0" encoding="utf-8"?>
+<w:hdr xmlns:m="http://schemas.openxmlformats.org/officeDocument/2006/math" xmlns:mc="http://schemas.openxmlformats.org/markup-compatibility/2006" xmlns:mo="http://schemas.microsoft.com/office/mac/office/2008/main" xmlns:mv="urn:schemas-microsoft-com:mac:vml" xmlns:o="urn:schemas-microsoft-com:office:office" xmlns:r="http://schemas.openxmlformats.org/officeDocument/2006/relationships" xmlns:v="urn:schemas-microsoft-com:vml" xmlns:w10="urn:schemas-microsoft-com:office:word" xmlns:w14="http://schemas.microsoft.com/office/word/2010/wordml" xmlns:w="http://schemas.openxmlformats.org/wordprocessingml/2006/main" xmlns:wne="http://schemas.microsoft.com/office/word/2006/wordml" xmlns:wp14="http://schemas.microsoft.com/office/word/2010/wordprocessingDrawing" xmlns:wp="http://schemas.openxmlformats.org/drawingml/2006/wordprocessingDrawing" xmlns:wpc="http://schemas.microsoft.com/office/word/2010/wordprocessingCanvas" xmlns:wpg="http://schemas.microsoft.com/office/word/2010/wordprocessingGroup" xmlns:wpi="http://schemas.microsoft.com/office/word/2010/wordprocessingInk" xmlns:wps="http://schemas.microsoft.com/office/word/2010/wordprocessingShape" mc:Ignorable="w14 wp14">
+  <w:p>
+    <w:pPr>
+      <w:pStyle w:val="Header"/>
+      <w:jc w:val="left"/>
+    </w:pPr>
+    <w:r/>
+    <w:r>
+      <w:rPr>
+        <w:rFonts w:ascii="Times New Roman" w:hAnsi="Times New Roman"/>
+        <w:b w:val="0"/>
+        <w:i w:val="0"/>
+        <w:color w:val="666666"/>
+        <w:sz w:val="17"/>
+      </w:rPr>
+      <w:t>Lindenhof und Partner mbB | Insolvenz- und Restrukturierungsakte | Bearbeitungsstand Juli 2026</w:t>
+    </w:r>
+  </w:p>
+</w:hdr>
 </file>
 
 <file path=word/numbering.xml><?xml version="1.0" encoding="utf-8"?>
@@ -439,7 +509,9 @@
     <w:next w:val="Normal"/>
     <w:qFormat/>
     <w:rPr>
-      <w:sz w:val="56"/>
+      <w:rFonts w:ascii="Times New Roman" w:hAnsi="Times New Roman"/>
+      <w:b/>
+      <w:sz w:val="30"/>
       <w:szCs w:val="56"/>
     </w:rPr>
   </w:style>
